--- a/Periodicals/JF/Volume 80, Issue 2/Uncovering the Hidden Effort Problem/Uncovering the Hidden Effort Problem_output.docx
+++ b/Periodicals/JF/Volume 80, Issue 2/Uncovering the Hidden Effort Problem/Uncovering the Hidden Effort Problem_output.docx
@@ -42,12 +42,12 @@
     </w:p>
     <w:p>
       <w:r>
-        <w:t>AI标题: 高管努力可视化突破：彭博终端数据解码50基点超额收益</w:t>
+        <w:t>AI标题: 彭博终端行为数据破解代理成本之谜：1小时工作提升50基点股价收益</w:t>
       </w:r>
     </w:p>
     <w:p>
       <w:r>
-        <w:t>AI精炼: 【论文总结】该研究聚焦公司治理中的"隐藏努力"问题，探讨高管工作强度如何影响企业价值。传统方法通过薪酬合约与企业绩效间接推测努力程度，但受限于信息不对称。作者创新性地利用2017-2020年上市公司高管的彭博终端分钟级在线数据，构建"平均工作日长度"(AWL)作为努力程度的客观代理指标，并通过天气变化等外生工具变量验证因果关系。研究发现：高管工作时间每增加1小时，季度意外收益提升0.11个标准差，财报后50个交易日的累计异常回报达25-50个基点，信用违约互换利差同步收窄。基于此构建的多空策略组合日均收益达7.33个基点。研究还揭示了薪酬激励的非线性效应——当年中业绩接近奖金阈值时，高管努力程度显著提升；而当面临同行竞争压力或天气恶劣时，工作强度也相应增加。该方法为量化代理成本提供了新型微观证据，首次将高管行为数据直接与企业价值动态关联。</w:t>
+        <w:t>AI精炼: **论文总结**  该研究聚焦公司治理中的"隐藏努力"问题，探讨高管实际工作量如何影响企业价值。传统方法依赖薪酬合同与股价等间接指标，但受制于信息不对称。作者创新性地利用彭博终端的分钟级在线状态数据（如绿灯活跃时长），构建"平均工作日长度"指标，直接量化高管工作强度。通过分析2017-2020年2,734名上市公司高管数据发现：高管每多工作1小时，季报后累计异常收益提升25-50个基点，信用违约互换利差下降约1.5个基点。研究采用天气数据作为工具变量排除内生性干扰，并揭示当薪酬目标触手可及时，高管努力程度显著提升；而同行销售增长压力则会刺激竞争性努力。该方法首次将数字化行为痕迹转化为代理成本测量工具，为破解"黑箱"式高管激励提供了新视角。</w:t>
       </w:r>
     </w:p>
     <w:p>
@@ -62,27 +62,12 @@
     </w:p>
     <w:p>
       <w:r>
-        <w:t>累计异常回报(CARs)</w:t>
+        <w:t>累积异常收益(CARs)</w:t>
       </w:r>
     </w:p>
     <w:p>
       <w:r>
-        <w:t>外生天气工具变量</w:t>
-      </w:r>
-    </w:p>
-    <w:p>
-      <w:r>
-        <w:t>长短期策略组合</w:t>
-      </w:r>
-    </w:p>
-    <w:p>
-      <w:r>
-        <w:t>隐藏行动问题</w:t>
-      </w:r>
-    </w:p>
-    <w:p>
-      <w:r>
-        <w:t>薪酬激励非线性效应</w:t>
+        <w:t>标准化意外收益(SUE)</w:t>
       </w:r>
     </w:p>
     <w:p>
@@ -92,20 +77,35 @@
     </w:p>
     <w:p>
       <w:r>
-        <w:t>标准化意外收益(SUE)</w:t>
+        <w:t>代理成本测量</w:t>
       </w:r>
     </w:p>
     <w:p>
       <w:r>
-        <w:t>学术要点: 学术要点 1：Bloomberg在线状态代理努力（Bloomberg Online Status as Effort Proxy） 通过高频监测高管Bloomberg终端的在线/空闲状态，构建混合正态分布的EM算法，量化其平均工作日长度（AWL）作为隐藏努力的代理变量。|||</w:t>
+        <w:t>彭博终端在线状态</w:t>
+      </w:r>
+    </w:p>
+    <w:p>
+      <w:r>
+        <w:t>薪酬断点激励效应</w:t>
+      </w:r>
+    </w:p>
+    <w:p>
+      <w:r>
+        <w:t>工具变量天气分析</w:t>
+      </w:r>
+    </w:p>
+    <w:p>
+      <w:r>
+        <w:t>学术要点: 学术要点 1：彭博在线状态代理（Bloomberg Online Status Proxy）|||利用高管个人彭博终端的分钟级在线状态（绿点/黄点/红点）构建努力程度指标，突破传统研究中不可观测行为的测量瓶颈，通过离散登录模式而非使用强度捕捉工作习惯。|||</w:t>
         <w:br/>
-        <w:t>学术要点 2：天气外生工具变量（Exogenous Weather Instrument） 利用当地下午3-6点"体感温度"与72华氏度的偏离度，构建季度内好/坏天气天数比例，作为影响工作时间的准自然实验。|||</w:t>
+        <w:t>学术要点 2：平均工作日长度（AWL）的混合分布建模|||采用EM算法将高管登录数据分解为上午/下午双正态分布，通过动态捕捉间歇性登录特征计算日均工作时长，解决传统时间追踪方法的数据稀疏性问题。|||</w:t>
         <w:br/>
-        <w:t>学术要点 3：日历时间努力组合（Calendar-Time Effort Portfolio） 基于高管AWL季度极端变化构建多空组合，经三因子模型调整后日超额收益达7.33个基点，反映市场对隐藏努力的渐进定价机制。|||</w:t>
+        <w:t>学术要点 3：天气工具变量的阈值设定|||创新性使用工作日15-18点体感温度与72华氏度的偏离度构建外生冲击，将"好天气"定义为温度舒适区（|F-72|≤5°），建立努力供给与气候舒适度的非线性关系。|||</w:t>
         <w:br/>
-        <w:t>学术要点 4：薪酬断点努力弹性（Compensation Discontinuity Effort Elasticity） 当年中业绩接近奖金触发阈值时（目标偏离度&lt;1%），AWL显著提升，揭示薪酬契约不连续性对努力供给的边际激励效应。|||</w:t>
+        <w:t>学术要点 4：薪酬不连续性的控制域效应|||揭示当期中业绩距离年度目标1%阈值时，AWL在半年间提升0.82小时（约49分钟），验证契约理论中"目标可达性"对边际努力供给的调节作用。|||</w:t>
         <w:br/>
-        <w:t>学术要点 5：同行销售增长压力（Peer Sales Growth Pressure） 采用GICS6行业分类构建市值加权同行组，发现同行季度销售增长每提高1%，高管AWL下季度增加0.21小时，体现市场竞争对努力的内生驱动。</w:t>
+        <w:t>学术要点 5：竞争性努力响应的非对称性|||发现同行季度销售增长每提升1%，高管AWL增加0.15小时，而自身销售变化无显著影响，支持相对绩效评估对隐性努力的激励传导机制。</w:t>
       </w:r>
     </w:p>
     <w:p>
@@ -146,7 +146,7 @@
     </w:p>
     <w:p>
       <w:r>
-        <w:t>图E呈现高管彭博终端使用时长与公司股价异常收益率的正相关趋势。</w:t>
+        <w:t>图表展示高管工作时长与公司股价及信用风险间的正向关联。</w:t>
       </w:r>
     </w:p>
     <w:p>
@@ -187,7 +187,7 @@
     </w:p>
     <w:p>
       <w:r>
-        <w:t>图片展示了高管在线工作时长与公司股价异常收益的正相关趋势。</w:t>
+        <w:t>该图呈现高管在线工作时长与企业异常收益间的正向关联趋势。</w:t>
       </w:r>
     </w:p>
     <w:p>
@@ -228,7 +228,7 @@
     </w:p>
     <w:p>
       <w:r>
-        <w:t>图展示了高管使用彭博终端的时间分布与公司股价、信用违约互换利差间的关联性分析。</w:t>
+        <w:t>图示高管在线工作时长与公司股价异常收益的正向关联。</w:t>
       </w:r>
     </w:p>
     <w:p>
@@ -269,7 +269,7 @@
     </w:p>
     <w:p>
       <w:r>
-        <w:t>图表显示高管在线时长与公司股价及信用利差的关系。</w:t>
+        <w:t>该图片可能展示了高管彭博终端使用时长与公司市场反应（如股价波动、信用利差变化）之间的关联趋势图。</w:t>
       </w:r>
     </w:p>
     <w:p>
@@ -310,7 +310,7 @@
     </w:p>
     <w:p>
       <w:r>
-        <w:t>图E呈现了高管在线工作强度与公司市场表现间的正向关联趋势。</w:t>
+        <w:t>图E展示高管工作强度与公司股价及信用风险的关系分析。</w:t>
       </w:r>
     </w:p>
     <w:p>
@@ -351,7 +351,7 @@
     </w:p>
     <w:p>
       <w:r>
-        <w:t>图表显示高管工作时长与公司异常回报正相关。</w:t>
+        <w:t>图表展示高管在线工作时长与公司股价及信用违约互换价差的关联性。</w:t>
       </w:r>
     </w:p>
     <w:p>
@@ -392,7 +392,7 @@
     </w:p>
     <w:p>
       <w:r>
-        <w:t>图1展示了高管在线工作时长与公司股价及CDS利差变化的关系。</w:t>
+        <w:t>图表显示高管在线工作时长与公司股价异常收益及信用风险的关系。</w:t>
       </w:r>
     </w:p>
     <w:p>
@@ -433,7 +433,7 @@
     </w:p>
     <w:p>
       <w:r>
-        <w:t>图C展示高管在线工作时长与公司超额收益的正向关联。</w:t>
+        <w:t>该图展示高管工作时长与公司股价异常收益的正相关关系。</w:t>
       </w:r>
     </w:p>
     <w:p>
@@ -474,7 +474,7 @@
     </w:p>
     <w:p>
       <w:r>
-        <w:t>图片展示了高管在线工作时长与公司股价异常收益之间的正相关关系。</w:t>
+        <w:t>图E展示高管工作强度与公司股价异常收益的正相关关系。</w:t>
       </w:r>
     </w:p>
     <w:p>
